--- a/public/temas/ejercicio-1/ESQUEMA TEMA 24.docx
+++ b/public/temas/ejercicio-1/ESQUEMA TEMA 24.docx
@@ -2130,7 +2130,7 @@
           <w:rFonts w:ascii="Cambria" w:hAnsi="Cambria" w:cs="Cambria" w:eastAsia="Cambria"/>
           <w:sz w:val="22"/>
         </w:rPr>
-        <w:t xml:space="preserve"> (RD 1211/1990). Ligero: &lt;6 t de PMA o hasta 3,5 t de carga. Pesado: más</w:t>
+        <w:t xml:space="preserve"> (Real Decreto 1211/1990). Ligero: &lt;6 t de PMA o hasta 3,5 t de carga. Pesado: más</w:t>
       </w:r>
     </w:p>
     <w:p>
